--- a/word_reports/LP_0339_위치_259_The Everly Brothers_The B.docx
+++ b/word_reports/LP_0339_위치_259_The Everly Brothers_The B.docx
@@ -4,7 +4,7 @@
   <w:body>
     <w:p>
       <w:pPr>
-        <w:spacing w:after="280"/>
+        <w:spacing w:after="80"/>
       </w:pPr>
       <w:r>
         <w:rPr w:rFonts="맑은 고딕">
@@ -13,94 +13,47 @@
           <w:color w:val="1E3A8A"/>
           <w:sz w:val="30"/>
         </w:rPr>
-        <w:t>[259] The Everly Brothers - The Best of</w:t>
+        <w:t>The Everly Brothers (에벌리 브라더스) - The Best of</w:t>
       </w:r>
     </w:p>
     <w:p>
       <w:pPr>
-        <w:spacing w:after="320"/>
+        <w:spacing w:after="240"/>
       </w:pPr>
       <w:r>
         <w:rPr w:rFonts="맑은 고딕">
           <w:rFonts w:ascii="맑은 고딕" w:hAnsi="맑은 고딕" w:eastAsia="맑은 고딕"/>
           <w:b/>
-          <w:sz w:val="20"/>
+          <w:color w:val="4B5563"/>
+          <w:sz w:val="22"/>
         </w:rPr>
-        <w:t>■ 위치 : 259</w:t>
-        <w:br/>
-      </w:r>
-      <w:r>
-        <w:rPr w:rFonts="맑은 고딕">
-          <w:rFonts w:ascii="맑은 고딕" w:hAnsi="맑은 고딕" w:eastAsia="맑은 고딕"/>
-          <w:b/>
-          <w:sz w:val="20"/>
-        </w:rPr>
-        <w:t>■ 아티스트 : The Everly Brothers</w:t>
-        <w:br/>
-      </w:r>
-      <w:r>
-        <w:rPr w:rFonts="맑은 고딕">
-          <w:rFonts w:ascii="맑은 고딕" w:hAnsi="맑은 고딕" w:eastAsia="맑은 고딕"/>
-          <w:b/>
-          <w:sz w:val="20"/>
-        </w:rPr>
-        <w:t>■ 앨범명 : The Best of</w:t>
-        <w:br/>
-      </w:r>
-      <w:r>
-        <w:rPr w:rFonts="맑은 고딕">
-          <w:rFonts w:ascii="맑은 고딕" w:hAnsi="맑은 고딕" w:eastAsia="맑은 고딕"/>
-          <w:b w:val="0"/>
-          <w:sz w:val="20"/>
-        </w:rPr>
-        <w:t>■ 음반 레이블 : Cadence Records</w:t>
-        <w:br/>
-      </w:r>
-      <w:r>
-        <w:rPr w:rFonts="맑은 고딕">
-          <w:rFonts w:ascii="맑은 고딕" w:hAnsi="맑은 고딕" w:eastAsia="맑은 고딕"/>
-          <w:b w:val="0"/>
-          <w:sz w:val="20"/>
-        </w:rPr>
-        <w:t>■ 발매년도 : 1959</w:t>
-        <w:br/>
-      </w:r>
-      <w:r>
-        <w:rPr w:rFonts="맑은 고딕">
-          <w:rFonts w:ascii="맑은 고딕" w:hAnsi="맑은 고딕" w:eastAsia="맑은 고딕"/>
-          <w:b w:val="0"/>
-          <w:sz w:val="20"/>
-        </w:rPr>
-        <w:t>■ 장르 : 록엔롤, 컨트리 록, 보컬 하모니, 팝</w:t>
-        <w:br/>
-      </w:r>
-      <w:r>
-        <w:rPr w:rFonts="맑은 고딕">
-          <w:rFonts w:ascii="맑은 고딕" w:hAnsi="맑은 고딕" w:eastAsia="맑은 고딕"/>
-          <w:b w:val="0"/>
-          <w:sz w:val="20"/>
-        </w:rPr>
-        <w:t>■ 주요 수록곡 : 1. Bye Bye Love</w:t>
-        <w:br/>
+        <w:t>위치 :  259</w:t>
       </w:r>
     </w:p>
     <w:p>
       <w:pPr>
-        <w:spacing w:after="160"/>
+        <w:spacing w:line="324" w:lineRule="auto" w:before="80" w:after="160"/>
       </w:pPr>
       <w:r>
         <w:rPr w:rFonts="맑은 고딕">
           <w:rFonts w:ascii="맑은 고딕" w:hAnsi="맑은 고딕" w:eastAsia="맑은 고딕"/>
           <w:b/>
           <w:color w:val="1F2937"/>
-          <w:sz w:val="24"/>
+          <w:sz w:val="22"/>
         </w:rPr>
-        <w:t>■ 음반 해설 및 감상 가이드</w:t>
+        <w:t xml:space="preserve">[음반 소개] </w:t>
+      </w:r>
+      <w:r>
+        <w:rPr w:rFonts="맑은 고딕">
+          <w:rFonts w:ascii="맑은 고딕" w:hAnsi="맑은 고딕" w:eastAsia="맑은 고딕"/>
+          <w:b w:val="0"/>
+          <w:sz w:val="21"/>
+        </w:rPr>
       </w:r>
     </w:p>
     <w:p>
       <w:pPr>
-        <w:spacing w:line="312" w:lineRule="auto" w:after="120"/>
+        <w:spacing w:line="324" w:lineRule="auto" w:after="120"/>
       </w:pPr>
       <w:r>
         <w:rPr w:rFonts="맑은 고딕">
@@ -108,51 +61,516 @@
           <w:b w:val="0"/>
           <w:sz w:val="21"/>
         </w:rPr>
-        <w:t>에벌리 브라더스(The Everly Brothers)는 1950년대 후반, 대중음악사에 '형제 하모니'라는 독보적인 이정표를 세운 거장 듀오입니다. 형 돈 에벌리(Don Everly)와 아우 필 에벌리(Phil Everly)로 구성된 이들은 컨트리 음악의 전통적인 수평적 화음 구조를 신나는 록엔롤 리듬과 결합하여 당대 청춘들의 마음을 완벽하게 사로잡았습니다. 본 베스트 앨범은 이들이 팝 음악계에 유례없는 찬사를 받으며 전성기를 누렸던 케이던스(Cadence) 레이블 시절의 황금기 히트곡들을 정갈하게 모아놓은 명반입니다.</w:t>
+        <w:t>록앤롤의 여명기에 천상의 화음으로 대중음악의 지평을 영원히 바꾸어 놓은 형제 듀오, 에벌리 브라더스의 음악적 정수를 집대성한 걸작입니다. 돈(Don)과 필(Phil) 두 형제가 빚어내는 무결점의 2성부 하모니는 청춘의 풋풋한 설렘과 서정적인 낭만을 완벽한 미학으로 직조해 냅니다. 훗날 비틀즈와 사이먼 앤 가펑클에게 지대한 영감을 불어넣은 불멸의 선율들은 반세기가 흐른 지금도 아날로그 그루브 속에서 찬란한 빛을 발합니다. 순수했던 시절의 공기와 원초적 로큰롤의 활기가 공존하는 이 음반은 팝 음악사에서 가장 품격 높은 유산 중 하나입니다.</w:t>
       </w:r>
     </w:p>
     <w:p>
       <w:pPr>
-        <w:spacing w:line="312" w:lineRule="auto" w:after="120"/>
+        <w:spacing w:line="324" w:lineRule="auto" w:before="200" w:after="80"/>
       </w:pPr>
+      <w:r>
+        <w:rPr w:rFonts="맑은 고딕">
+          <w:rFonts w:ascii="맑은 고딕" w:hAnsi="맑은 고딕" w:eastAsia="맑은 고딕"/>
+          <w:b/>
+          <w:color w:val="1E3A8A"/>
+          <w:sz w:val="24"/>
+        </w:rPr>
+        <w:t>1. 음반 데이터</w:t>
+      </w:r>
+    </w:p>
+    <w:p>
+      <w:pPr>
+        <w:spacing w:line="324" w:lineRule="auto" w:after="80"/>
+      </w:pPr>
+      <w:r>
+        <w:rPr w:rFonts="맑은 고딕">
+          <w:rFonts w:ascii="맑은 고딕" w:hAnsi="맑은 고딕" w:eastAsia="맑은 고딕"/>
+          <w:b w:val="0"/>
+          <w:color w:val="6B7280"/>
+          <w:sz w:val="21"/>
+        </w:rPr>
+        <w:t xml:space="preserve">· </w:t>
+      </w:r>
+      <w:r>
+        <w:rPr w:rFonts="맑은 고딕">
+          <w:rFonts w:ascii="맑은 고딕" w:hAnsi="맑은 고딕" w:eastAsia="맑은 고딕"/>
+          <w:b/>
+          <w:color w:val="1F2937"/>
+          <w:sz w:val="21"/>
+        </w:rPr>
+        <w:t xml:space="preserve">앨범명: </w:t>
+      </w:r>
       <w:r>
         <w:rPr w:rFonts="맑은 고딕">
           <w:rFonts w:ascii="맑은 고딕" w:hAnsi="맑은 고딕" w:eastAsia="맑은 고딕"/>
           <w:b w:val="0"/>
           <w:sz w:val="21"/>
         </w:rPr>
-        <w:t>음악적으로 이 앨범의 가장 큰 가치는 단연 두 사람이 자아내는 미학적인 화음에 있습니다. 형 돈의 안정적이고 깊은 테너 보컬과 동생 필의 맑고 유려한 하이 보컬이 빚어내는 '클로즈 하모니(Close Harmony)'는 마치 한 사람이 부르는 듯한 완벽한 일치감과 섬세한 감정의 결을 보여줍니다. 이들의 신선하고 감각적인 화음 창법은 훗날 비틀즈(The Beatles), 사이먼 앤 가펑클(Simon &amp; Garfunkel), 비치 보이스(The Beach Boys) 등 대중음악사의 위대한 후대 뮤지션들에게 절대적인 영감을 제공했습니다.</w:t>
+        <w:t>The Best of</w:t>
       </w:r>
     </w:p>
     <w:p>
       <w:pPr>
-        <w:spacing w:line="312" w:lineRule="auto" w:after="120"/>
+        <w:spacing w:line="324" w:lineRule="auto" w:after="80"/>
       </w:pPr>
+      <w:r>
+        <w:rPr w:rFonts="맑은 고딕">
+          <w:rFonts w:ascii="맑은 고딕" w:hAnsi="맑은 고딕" w:eastAsia="맑은 고딕"/>
+          <w:b w:val="0"/>
+          <w:color w:val="6B7280"/>
+          <w:sz w:val="21"/>
+        </w:rPr>
+        <w:t xml:space="preserve">· </w:t>
+      </w:r>
+      <w:r>
+        <w:rPr w:rFonts="맑은 고딕">
+          <w:rFonts w:ascii="맑은 고딕" w:hAnsi="맑은 고딕" w:eastAsia="맑은 고딕"/>
+          <w:b/>
+          <w:color w:val="1F2937"/>
+          <w:sz w:val="21"/>
+        </w:rPr>
+        <w:t xml:space="preserve">아티스트: </w:t>
+      </w:r>
       <w:r>
         <w:rPr w:rFonts="맑은 고딕">
           <w:rFonts w:ascii="맑은 고딕" w:hAnsi="맑은 고딕" w:eastAsia="맑은 고딕"/>
           <w:b w:val="0"/>
           <w:sz w:val="21"/>
         </w:rPr>
-        <w:t>수록곡들 또한 팝 음악의 영원한 고전들로 채워져 있습니다. 이들을 단숨에 스타덤에 올린 데뷔곡 "Bye Bye Love"와 리드미컬한 어쿠스틱 기타 스트러밍이 인상적인 "Wake Up Little Susie"는 초기 록엔롤의 젊고 청량한 에너지를 품고 있습니다. 반면, 아련한 꿈속을 거니는 듯한 서정성을 품은 "All I Have to Do Is Dream"과 진실한 사랑을 노래하는 "Devoted to You"는 형제 보컬이 가진 극진한 아름다움을 정밀하게 드러냅니다. 당대 최고의 송라이터 부부인 펠리스와 부들로 브라이언트(Felice &amp; Boudleaux Bryant)의 수작들과 에벌리 브라더스의 섬세한 표현력이 결합하여 음악적 완성도를 극대화했습니다.</w:t>
+        <w:t>The Everly Brothers (에벌리 브라더스)</w:t>
       </w:r>
     </w:p>
     <w:p>
       <w:pPr>
-        <w:spacing w:line="312" w:lineRule="auto" w:after="120"/>
+        <w:spacing w:line="324" w:lineRule="auto" w:after="80"/>
       </w:pPr>
+      <w:r>
+        <w:rPr w:rFonts="맑은 고딕">
+          <w:rFonts w:ascii="맑은 고딕" w:hAnsi="맑은 고딕" w:eastAsia="맑은 고딕"/>
+          <w:b w:val="0"/>
+          <w:color w:val="6B7280"/>
+          <w:sz w:val="21"/>
+        </w:rPr>
+        <w:t xml:space="preserve">· </w:t>
+      </w:r>
+      <w:r>
+        <w:rPr w:rFonts="맑은 고딕">
+          <w:rFonts w:ascii="맑은 고딕" w:hAnsi="맑은 고딕" w:eastAsia="맑은 고딕"/>
+          <w:b/>
+          <w:color w:val="1F2937"/>
+          <w:sz w:val="21"/>
+        </w:rPr>
+        <w:t xml:space="preserve">발매 정보: </w:t>
+      </w:r>
       <w:r>
         <w:rPr w:rFonts="맑은 고딕">
           <w:rFonts w:ascii="맑은 고딕" w:hAnsi="맑은 고딕" w:eastAsia="맑은 고딕"/>
           <w:b w:val="0"/>
           <w:sz w:val="21"/>
         </w:rPr>
-        <w:t>LP 음반으로 이 작품을 감상하는 것은 1950년대 아날로그 녹음 특유의 따스한 질감과 시대적 낭만을 오롯이 경험하는 특별한 순간을 선사합니다. 명징하게 울리는 어쿠스틱 기타의 공명과 두 보컬이 스피커를 통해 자연스럽게 겹쳐지는 입체적인 울림은 디지털 음원에서는 느낄 수 없는 깊은 아날로그적 온기를 전달합니다. 시대를 초월하여 대중음악이 도달할 수 있는 가장 아름다운 멜로디와 화음의 정수를 느끼고자 하는 감상자에게 이 LP는 소장 가치가 매우 높은 클래식 컬렉션입니다.</w:t>
+        <w:t>1950년대 후반 케이던스(Cadence) 레코드 시절부터 1960년대 워너 브라더스 시기에 이르는 전성기 대표곡들을 엄선하여 기획된 정규 베스트 명반으로, 컨트리와 로큰롤의 완벽한 융합을 기록한 역사적 소장본입니다.</w:t>
+      </w:r>
+    </w:p>
+    <w:p>
+      <w:pPr>
+        <w:spacing w:line="324" w:lineRule="auto" w:after="80"/>
+      </w:pPr>
+      <w:r>
+        <w:rPr w:rFonts="맑은 고딕">
+          <w:rFonts w:ascii="맑은 고딕" w:hAnsi="맑은 고딕" w:eastAsia="맑은 고딕"/>
+          <w:b w:val="0"/>
+          <w:color w:val="6B7280"/>
+          <w:sz w:val="21"/>
+        </w:rPr>
+        <w:t xml:space="preserve">· </w:t>
+      </w:r>
+      <w:r>
+        <w:rPr w:rFonts="맑은 고딕">
+          <w:rFonts w:ascii="맑은 고딕" w:hAnsi="맑은 고딕" w:eastAsia="맑은 고딕"/>
+          <w:b/>
+          <w:color w:val="1F2937"/>
+          <w:sz w:val="21"/>
+        </w:rPr>
+        <w:t xml:space="preserve">LP 인기도(판매량): </w:t>
+      </w:r>
+      <w:r>
+        <w:rPr w:rFonts="맑은 고딕">
+          <w:rFonts w:ascii="맑은 고딕" w:hAnsi="맑은 고딕" w:eastAsia="맑은 고딕"/>
+          <w:b w:val="0"/>
+          <w:sz w:val="21"/>
+        </w:rPr>
+        <w:t>발매 당시 수록곡 다수가 빌보드 핫 100 1위 및 최상위권을 석권하며 폭발적인 인기를 끌었으며, 전 세계적으로 수백만 장 이상의 누적 판매고를 기록하며 오랜 세월 대중의 사랑을 받아온 스테디셀러입니다.</w:t>
+      </w:r>
+    </w:p>
+    <w:p>
+      <w:pPr>
+        <w:spacing w:line="324" w:lineRule="auto" w:after="80"/>
+      </w:pPr>
+      <w:r>
+        <w:rPr w:rFonts="맑은 고딕">
+          <w:rFonts w:ascii="맑은 고딕" w:hAnsi="맑은 고딕" w:eastAsia="맑은 고딕"/>
+          <w:b w:val="0"/>
+          <w:color w:val="6B7280"/>
+          <w:sz w:val="21"/>
+        </w:rPr>
+        <w:t xml:space="preserve">· </w:t>
+      </w:r>
+      <w:r>
+        <w:rPr w:rFonts="맑은 고딕">
+          <w:rFonts w:ascii="맑은 고딕" w:hAnsi="맑은 고딕" w:eastAsia="맑은 고딕"/>
+          <w:b/>
+          <w:color w:val="1F2937"/>
+          <w:sz w:val="21"/>
+        </w:rPr>
+        <w:t xml:space="preserve">각종 수상경력: </w:t>
+      </w:r>
+      <w:r>
+        <w:rPr w:rFonts="맑은 고딕">
+          <w:rFonts w:ascii="맑은 고딕" w:hAnsi="맑은 고딕" w:eastAsia="맑은 고딕"/>
+          <w:b w:val="0"/>
+          <w:sz w:val="21"/>
+        </w:rPr>
+        <w:t>1986년 로큰롤 명예의 전당 최초 헌액(Inaugural Class), 2001년 컨트리 음악 명예의 전당 헌액, 1997년 그래미 평생공로상(Grammy Lifetime Achievement Award) 수상 등 대중음악계 최고 권위의 헌사를 받았습니다.</w:t>
+      </w:r>
+    </w:p>
+    <w:p>
+      <w:pPr>
+        <w:spacing w:line="324" w:lineRule="auto" w:before="200" w:after="80"/>
+      </w:pPr>
+      <w:r>
+        <w:rPr w:rFonts="맑은 고딕">
+          <w:rFonts w:ascii="맑은 고딕" w:hAnsi="맑은 고딕" w:eastAsia="맑은 고딕"/>
+          <w:b/>
+          <w:color w:val="1E3A8A"/>
+          <w:sz w:val="24"/>
+        </w:rPr>
+        <w:t>2. 아티스트 정보</w:t>
+      </w:r>
+    </w:p>
+    <w:p>
+      <w:pPr>
+        <w:spacing w:line="324" w:lineRule="auto" w:after="80"/>
+      </w:pPr>
+      <w:r>
+        <w:rPr w:rFonts="맑은 고딕">
+          <w:rFonts w:ascii="맑은 고딕" w:hAnsi="맑은 고딕" w:eastAsia="맑은 고딕"/>
+          <w:b w:val="0"/>
+          <w:color w:val="6B7280"/>
+          <w:sz w:val="21"/>
+        </w:rPr>
+        <w:t xml:space="preserve">· </w:t>
+      </w:r>
+      <w:r>
+        <w:rPr w:rFonts="맑은 고딕">
+          <w:rFonts w:ascii="맑은 고딕" w:hAnsi="맑은 고딕" w:eastAsia="맑은 고딕"/>
+          <w:b/>
+          <w:color w:val="1F2937"/>
+          <w:sz w:val="21"/>
+        </w:rPr>
+        <w:t xml:space="preserve">국적: </w:t>
+      </w:r>
+      <w:r>
+        <w:rPr w:rFonts="맑은 고딕">
+          <w:rFonts w:ascii="맑은 고딕" w:hAnsi="맑은 고딕" w:eastAsia="맑은 고딕"/>
+          <w:b w:val="0"/>
+          <w:sz w:val="21"/>
+        </w:rPr>
+        <w:t>미국</w:t>
+      </w:r>
+    </w:p>
+    <w:p>
+      <w:pPr>
+        <w:spacing w:line="324" w:lineRule="auto" w:after="80"/>
+      </w:pPr>
+      <w:r>
+        <w:rPr w:rFonts="맑은 고딕">
+          <w:rFonts w:ascii="맑은 고딕" w:hAnsi="맑은 고딕" w:eastAsia="맑은 고딕"/>
+          <w:b w:val="0"/>
+          <w:color w:val="6B7280"/>
+          <w:sz w:val="21"/>
+        </w:rPr>
+        <w:t xml:space="preserve">· </w:t>
+      </w:r>
+      <w:r>
+        <w:rPr w:rFonts="맑은 고딕">
+          <w:rFonts w:ascii="맑은 고딕" w:hAnsi="맑은 고딕" w:eastAsia="맑은 고딕"/>
+          <w:b/>
+          <w:color w:val="1F2937"/>
+          <w:sz w:val="21"/>
+        </w:rPr>
+        <w:t xml:space="preserve">생몰년도: </w:t>
+      </w:r>
+      <w:r>
+        <w:rPr w:rFonts="맑은 고딕">
+          <w:rFonts w:ascii="맑은 고딕" w:hAnsi="맑은 고딕" w:eastAsia="맑은 고딕"/>
+          <w:b w:val="0"/>
+          <w:sz w:val="21"/>
+        </w:rPr>
+        <w:t>돈 에벌리(Don Everly, 1937–2021) / 필 에벌리(Phil Everly, 1939–2014) (1957년 결성)</w:t>
+      </w:r>
+    </w:p>
+    <w:p>
+      <w:pPr>
+        <w:spacing w:line="324" w:lineRule="auto" w:after="80"/>
+      </w:pPr>
+      <w:r>
+        <w:rPr w:rFonts="맑은 고딕">
+          <w:rFonts w:ascii="맑은 고딕" w:hAnsi="맑은 고딕" w:eastAsia="맑은 고딕"/>
+          <w:b w:val="0"/>
+          <w:color w:val="6B7280"/>
+          <w:sz w:val="21"/>
+        </w:rPr>
+        <w:t xml:space="preserve">· </w:t>
+      </w:r>
+      <w:r>
+        <w:rPr w:rFonts="맑은 고딕">
+          <w:rFonts w:ascii="맑은 고딕" w:hAnsi="맑은 고딕" w:eastAsia="맑은 고딕"/>
+          <w:b/>
+          <w:color w:val="1F2937"/>
+          <w:sz w:val="21"/>
+        </w:rPr>
+        <w:t xml:space="preserve">그룹 소속: </w:t>
+      </w:r>
+      <w:r>
+        <w:rPr w:rFonts="맑은 고딕">
+          <w:rFonts w:ascii="맑은 고딕" w:hAnsi="맑은 고딕" w:eastAsia="맑은 고딕"/>
+          <w:b w:val="0"/>
+          <w:sz w:val="21"/>
+        </w:rPr>
+        <w:t>남성 보컬 듀오</w:t>
+      </w:r>
+    </w:p>
+    <w:p>
+      <w:pPr>
+        <w:spacing w:line="324" w:lineRule="auto" w:after="80"/>
+      </w:pPr>
+      <w:r>
+        <w:rPr w:rFonts="맑은 고딕">
+          <w:rFonts w:ascii="맑은 고딕" w:hAnsi="맑은 고딕" w:eastAsia="맑은 고딕"/>
+          <w:b w:val="0"/>
+          <w:color w:val="6B7280"/>
+          <w:sz w:val="21"/>
+        </w:rPr>
+        <w:t xml:space="preserve">· </w:t>
+      </w:r>
+      <w:r>
+        <w:rPr w:rFonts="맑은 고딕">
+          <w:rFonts w:ascii="맑은 고딕" w:hAnsi="맑은 고딕" w:eastAsia="맑은 고딕"/>
+          <w:b/>
+          <w:color w:val="1F2937"/>
+          <w:sz w:val="21"/>
+        </w:rPr>
+        <w:t xml:space="preserve">아티스트 소개: </w:t>
+      </w:r>
+      <w:r>
+        <w:rPr w:rFonts="맑은 고딕">
+          <w:rFonts w:ascii="맑은 고딕" w:hAnsi="맑은 고딕" w:eastAsia="맑은 고딕"/>
+          <w:b w:val="0"/>
+          <w:sz w:val="21"/>
+        </w:rPr>
+        <w:t>애팔래치아 전통 컨트리의 클로즈 하모니(Close Harmony)를 로큰롤의 역동적인 리듬과 결합하여 현대 팝 보컬의 형식을 정립한 선구자들입니다. 칼날처럼 정교하면서도 깃털처럼 부드럽게 겹쳐지는 두 형제의 음색은 1960년대 포크 록과 팝 앙상블의 태동에 결정적인 청사진을 제공했습니다.</w:t>
+      </w:r>
+    </w:p>
+    <w:p>
+      <w:pPr>
+        <w:spacing w:line="324" w:lineRule="auto" w:before="200" w:after="80"/>
+      </w:pPr>
+      <w:r>
+        <w:rPr w:rFonts="맑은 고딕">
+          <w:rFonts w:ascii="맑은 고딕" w:hAnsi="맑은 고딕" w:eastAsia="맑은 고딕"/>
+          <w:b/>
+          <w:color w:val="1E3A8A"/>
+          <w:sz w:val="24"/>
+        </w:rPr>
+        <w:t>3. 음반 상세 분석</w:t>
+      </w:r>
+    </w:p>
+    <w:p>
+      <w:pPr>
+        <w:spacing w:line="324" w:lineRule="auto" w:after="80"/>
+      </w:pPr>
+      <w:r>
+        <w:rPr w:rFonts="맑은 고딕">
+          <w:rFonts w:ascii="맑은 고딕" w:hAnsi="맑은 고딕" w:eastAsia="맑은 고딕"/>
+          <w:b w:val="0"/>
+          <w:color w:val="6B7280"/>
+          <w:sz w:val="21"/>
+        </w:rPr>
+        <w:t xml:space="preserve">· </w:t>
+      </w:r>
+      <w:r>
+        <w:rPr w:rFonts="맑은 고딕">
+          <w:rFonts w:ascii="맑은 고딕" w:hAnsi="맑은 고딕" w:eastAsia="맑은 고딕"/>
+          <w:b/>
+          <w:color w:val="1F2937"/>
+          <w:sz w:val="21"/>
+        </w:rPr>
+        <w:t xml:space="preserve">역사적 위치: </w:t>
+      </w:r>
+      <w:r>
+        <w:rPr w:rFonts="맑은 고딕">
+          <w:rFonts w:ascii="맑은 고딕" w:hAnsi="맑은 고딕" w:eastAsia="맑은 고딕"/>
+          <w:b w:val="0"/>
+          <w:sz w:val="21"/>
+        </w:rPr>
+        <w:t>단순한 히트곡 모음집을 넘어, 초기 로큰롤이 거친 에너지를 벗고 정교한 멜로디와 서정성을 획득하여 진정한 팝 아트로 도약하는 과정을 증명하는 음악사적 이정표입니다.</w:t>
+      </w:r>
+    </w:p>
+    <w:p>
+      <w:pPr>
+        <w:spacing w:line="324" w:lineRule="auto" w:after="80"/>
+      </w:pPr>
+      <w:r>
+        <w:rPr w:rFonts="맑은 고딕">
+          <w:rFonts w:ascii="맑은 고딕" w:hAnsi="맑은 고딕" w:eastAsia="맑은 고딕"/>
+          <w:b w:val="0"/>
+          <w:color w:val="6B7280"/>
+          <w:sz w:val="21"/>
+        </w:rPr>
+        <w:t xml:space="preserve">· </w:t>
+      </w:r>
+      <w:r>
+        <w:rPr w:rFonts="맑은 고딕">
+          <w:rFonts w:ascii="맑은 고딕" w:hAnsi="맑은 고딕" w:eastAsia="맑은 고딕"/>
+          <w:b/>
+          <w:color w:val="1F2937"/>
+          <w:sz w:val="21"/>
+        </w:rPr>
+        <w:t xml:space="preserve">시대의 흔적(스토리텔링): </w:t>
+      </w:r>
+      <w:r>
+        <w:rPr w:rFonts="맑은 고딕">
+          <w:rFonts w:ascii="맑은 고딕" w:hAnsi="맑은 고딕" w:eastAsia="맑은 고딕"/>
+          <w:b w:val="0"/>
+          <w:sz w:val="21"/>
+        </w:rPr>
+        <w:t>제2차 세계대전 이후 물질적 풍요와 정서적 순수성이 교차하던 1950~60년대 미국의 정경 속에서, 청춘들이 마주했던 첫사랑의 떨림과 성장의 열병이 고스란히 바이닐의 소리 골마다 낭만적인 노스탤지어로 아로새겨져 있습니다.</w:t>
+      </w:r>
+    </w:p>
+    <w:p>
+      <w:pPr>
+        <w:spacing w:line="324" w:lineRule="auto" w:before="200" w:after="80"/>
+      </w:pPr>
+      <w:r>
+        <w:rPr w:rFonts="맑은 고딕">
+          <w:rFonts w:ascii="맑은 고딕" w:hAnsi="맑은 고딕" w:eastAsia="맑은 고딕"/>
+          <w:b/>
+          <w:color w:val="1E3A8A"/>
+          <w:sz w:val="24"/>
+        </w:rPr>
+        <w:t>4. 주요 수록곡 및 감상 제언</w:t>
+      </w:r>
+    </w:p>
+    <w:p>
+      <w:pPr>
+        <w:spacing w:line="324" w:lineRule="auto" w:after="80"/>
+      </w:pPr>
+      <w:r>
+        <w:rPr w:rFonts="맑은 고딕">
+          <w:rFonts w:ascii="맑은 고딕" w:hAnsi="맑은 고딕" w:eastAsia="맑은 고딕"/>
+          <w:b w:val="0"/>
+          <w:color w:val="6B7280"/>
+          <w:sz w:val="21"/>
+        </w:rPr>
+        <w:t xml:space="preserve">· </w:t>
+      </w:r>
+      <w:r>
+        <w:rPr w:rFonts="맑은 고딕">
+          <w:rFonts w:ascii="맑은 고딕" w:hAnsi="맑은 고딕" w:eastAsia="맑은 고딕"/>
+          <w:b/>
+          <w:color w:val="1F2937"/>
+          <w:sz w:val="21"/>
+        </w:rPr>
+        <w:t xml:space="preserve">주요 수록곡 특징: </w:t>
+      </w:r>
+      <w:r>
+        <w:rPr w:rFonts="맑은 고딕">
+          <w:rFonts w:ascii="맑은 고딕" w:hAnsi="맑은 고딕" w:eastAsia="맑은 고딕"/>
+          <w:b w:val="0"/>
+          <w:sz w:val="21"/>
+        </w:rPr>
+        <w:t>꿈결처럼 포개지는 화음과 어쿠스틱 기타의 잔향이 일품인 'All I Have to Do Is Dream', 밝고 경쾌한 리듬 뒤로 이별의 슬픔을 노래한 초기 록의 송가 'Bye Bye Love', 오케스트레이션과 두 사람의 목소리가 숭고하게 어우러지는 'Let It Be Me', 그리고 빗방울 같은 애수를 머금은 명곡 'Crying in the Rain' 등 보석 같은 트랙들이 수록되어 있습니다.</w:t>
+      </w:r>
+    </w:p>
+    <w:p>
+      <w:pPr>
+        <w:spacing w:line="324" w:lineRule="auto" w:after="80"/>
+      </w:pPr>
+      <w:r>
+        <w:rPr w:rFonts="맑은 고딕">
+          <w:rFonts w:ascii="맑은 고딕" w:hAnsi="맑은 고딕" w:eastAsia="맑은 고딕"/>
+          <w:b w:val="0"/>
+          <w:color w:val="6B7280"/>
+          <w:sz w:val="21"/>
+        </w:rPr>
+        <w:t xml:space="preserve">· </w:t>
+      </w:r>
+      <w:r>
+        <w:rPr w:rFonts="맑은 고딕">
+          <w:rFonts w:ascii="맑은 고딕" w:hAnsi="맑은 고딕" w:eastAsia="맑은 고딕"/>
+          <w:b/>
+          <w:color w:val="1F2937"/>
+          <w:sz w:val="21"/>
+        </w:rPr>
+        <w:t xml:space="preserve">빈티지 감상 제언: </w:t>
+      </w:r>
+      <w:r>
+        <w:rPr w:rFonts="맑은 고딕">
+          <w:rFonts w:ascii="맑은 고딕" w:hAnsi="맑은 고딕" w:eastAsia="맑은 고딕"/>
+          <w:b w:val="0"/>
+          <w:sz w:val="21"/>
+        </w:rPr>
+        <w:t>진공관 앰프 특유의 포근한 배음과 턴테이블 카트리지가 긁어내는 섬세한 텍스처는 두 형제의 밀도 높은 화음을 방 안에 입체적으로 피워 올립니다. 어쿠스틱 기타 줄의 찰현음과 보컬의 숨결이 생생히 살아 숨 쉬는 초기 스테레오 및 모노 사운드의 매력을 온전히 음미해 보시길 권합니다.</w:t>
+      </w:r>
+    </w:p>
+    <w:p>
+      <w:pPr>
+        <w:spacing w:line="324" w:lineRule="auto" w:after="80"/>
+      </w:pPr>
+      <w:r>
+        <w:rPr w:rFonts="맑은 고딕">
+          <w:rFonts w:ascii="맑은 고딕" w:hAnsi="맑은 고딕" w:eastAsia="맑은 고딕"/>
+          <w:b w:val="0"/>
+          <w:color w:val="6B7280"/>
+          <w:sz w:val="21"/>
+        </w:rPr>
+        <w:t xml:space="preserve">· </w:t>
+      </w:r>
+      <w:r>
+        <w:rPr w:rFonts="맑은 고딕">
+          <w:rFonts w:ascii="맑은 고딕" w:hAnsi="맑은 고딕" w:eastAsia="맑은 고딕"/>
+          <w:b/>
+          <w:color w:val="1F2937"/>
+          <w:sz w:val="21"/>
+        </w:rPr>
+        <w:t xml:space="preserve">소장 가치: </w:t>
+      </w:r>
+      <w:r>
+        <w:rPr w:rFonts="맑은 고딕">
+          <w:rFonts w:ascii="맑은 고딕" w:hAnsi="맑은 고딕" w:eastAsia="맑은 고딕"/>
+          <w:b w:val="0"/>
+          <w:sz w:val="21"/>
+        </w:rPr>
+        <w:t>대중음악 보컬 하모니의 기원이자 팝 음악의 황금기를 상징하는 교과서적 음반으로, 음악 애호가와 아날로그 컬렉터라면 서가 한편에 반드시 갖추어야 할 영구 소장 가치를 지닙니다.</w:t>
+      </w:r>
+    </w:p>
+    <w:p>
+      <w:pPr>
+        <w:spacing w:line="324" w:lineRule="auto" w:after="120" w:before="160"/>
+      </w:pPr>
+      <w:r>
+        <w:rPr w:rFonts="맑은 고딕">
+          <w:rFonts w:ascii="맑은 고딕" w:hAnsi="맑은 고딕" w:eastAsia="맑은 고딕"/>
+          <w:b/>
+          <w:color w:val="4338CA"/>
+          <w:sz w:val="21"/>
+        </w:rPr>
+        <w:t>이 음반을 통해 두 형제가 빚어낸 천상의 하모니와 순수했던 아날로그 시대의 낭만이 전해주는 감동을 다시 한번 경험해 보시는 것은 어떨까요?</w:t>
       </w:r>
     </w:p>
     <w:sectPr>
       <w:pgSz w:w="12240" w:h="15840"/>
-      <w:pgMar w:top="1440" w:right="1440" w:bottom="1440" w:left="1440" w:header="720" w:footer="720" w:gutter="0"/>
+      <w:pgMar w:top="1152" w:right="1296" w:bottom="1152" w:left="1296" w:header="720" w:footer="720" w:gutter="0"/>
       <w:cols w:space="720"/>
       <w:docGrid w:linePitch="360"/>
     </w:sectPr>

--- a/word_reports/LP_0339_위치_259_The Everly Brothers_The B.docx
+++ b/word_reports/LP_0339_위치_259_The Everly Brothers_The B.docx
@@ -32,7 +32,7 @@
     </w:p>
     <w:p>
       <w:pPr>
-        <w:spacing w:line="324" w:lineRule="auto" w:before="80" w:after="160"/>
+        <w:spacing w:line="324" w:lineRule="auto" w:before="80" w:after="120"/>
       </w:pPr>
       <w:r>
         <w:rPr w:rFonts="맑은 고딕">
@@ -42,13 +42,6 @@
           <w:sz w:val="22"/>
         </w:rPr>
         <w:t xml:space="preserve">[음반 소개] </w:t>
-      </w:r>
-      <w:r>
-        <w:rPr w:rFonts="맑은 고딕">
-          <w:rFonts w:ascii="맑은 고딕" w:hAnsi="맑은 고딕" w:eastAsia="맑은 고딕"/>
-          <w:b w:val="0"/>
-          <w:sz w:val="21"/>
-        </w:rPr>
       </w:r>
     </w:p>
     <w:p>
@@ -61,7 +54,46 @@
           <w:b w:val="0"/>
           <w:sz w:val="21"/>
         </w:rPr>
-        <w:t>록앤롤의 여명기에 천상의 화음으로 대중음악의 지평을 영원히 바꾸어 놓은 형제 듀오, 에벌리 브라더스의 음악적 정수를 집대성한 걸작입니다. 돈(Don)과 필(Phil) 두 형제가 빚어내는 무결점의 2성부 하모니는 청춘의 풋풋한 설렘과 서정적인 낭만을 완벽한 미학으로 직조해 냅니다. 훗날 비틀즈와 사이먼 앤 가펑클에게 지대한 영감을 불어넣은 불멸의 선율들은 반세기가 흐른 지금도 아날로그 그루브 속에서 찬란한 빛을 발합니다. 순수했던 시절의 공기와 원초적 로큰롤의 활기가 공존하는 이 음반은 팝 음악사에서 가장 품격 높은 유산 중 하나입니다.</w:t>
+        <w:t>1950년대 후반, 대중음악의 지형도가 거친 로큰롤의 태동으로 요동치던 격변의 시기에 두 형제가 빚어낸 순백의 화음은 세상을 완전히 매혹시켰습니다. 돈(Don)과 필(Phil) 에벌리로 이루어진 에벌리 브라더스는 아팔라치아 산맥의 흙내음 머금은 컨트리와 블루스, 그리고 막 움트기 시작한 로큰롤의 리듬을 하나의 우아한 줄기로 엮어낸 불멸의 장인이었습니다. 본 앨범 『The Best of』는 두 형제가 케이던스와 워너 브라더스 레코드 시절에 아로새긴 가장 찬란한 유산들을 엄선한 정수이자, 20세기 하모니 보컬 팝의 기틀을 완성한 기념비적 기록입니다.</w:t>
+      </w:r>
+    </w:p>
+    <w:p>
+      <w:pPr>
+        <w:spacing w:line="324" w:lineRule="auto" w:after="120"/>
+      </w:pPr>
+      <w:r>
+        <w:rPr w:rFonts="맑은 고딕">
+          <w:rFonts w:ascii="맑은 고딕" w:hAnsi="맑은 고딕" w:eastAsia="맑은 고딕"/>
+          <w:b w:val="0"/>
+          <w:sz w:val="21"/>
+        </w:rPr>
+        <w:t>에벌리 브라더스가 당대 음악사에 남긴 족적은 실로 거대합니다. 그들이 구사한 ‘클로즈 하모니(Close Harmony)’는 단순히 두 성부가 어우러지는 수준을 넘어, 혈육만이 공유할 수 있는 직관적 호흡과 완벽한 억양의 일치로 단 하나의 영혼이 노래하는 듯한 착각을 불러일으켰습니다. 이 천상의 화음은 훗날 비틀즈의 존 레논과 폴 매카트니의 보컬 앙상블로 이어졌고, 사이먼 앤 가펑클의 서정적 모태가 되었으며, 비치 보이스의 다채로운 코러스 편곡으로 확장되는 등 모던 팝의 혈맥을 관통하는 거대한 원천이 되었습니다.</w:t>
+      </w:r>
+    </w:p>
+    <w:p>
+      <w:pPr>
+        <w:spacing w:line="324" w:lineRule="auto" w:after="120"/>
+      </w:pPr>
+      <w:r>
+        <w:rPr w:rFonts="맑은 고딕">
+          <w:rFonts w:ascii="맑은 고딕" w:hAnsi="맑은 고딕" w:eastAsia="맑은 고딕"/>
+          <w:b w:val="0"/>
+          <w:sz w:val="21"/>
+        </w:rPr>
+        <w:t>그들의 음악적 철학은 결코 과시적인 기교나 자극적인 사운드에 기대지 않았습니다. 단 두 대의 깁슨 어쿠스틱 기타와 맑고 청아한 두 목소리만으로 소년의 풋풋한 짝사랑, 찰나의 이별이 남긴 서늘한 슬픔, 그리고 청춘의 방황을 한 편의 서정시처럼 직조해 냈습니다. 그들의 음악 속에 흐르는 멜로디는 반세기가 훌쩍 지난 오늘날에도 여전히 퇴색되지 않은 채, 시대를 초월하여 인간 본연의 고결한 순수성을 조용히 일깨웁니다.</w:t>
+      </w:r>
+    </w:p>
+    <w:p>
+      <w:pPr>
+        <w:spacing w:line="324" w:lineRule="auto" w:after="120"/>
+      </w:pPr>
+      <w:r>
+        <w:rPr w:rFonts="맑은 고딕">
+          <w:rFonts w:ascii="맑은 고딕" w:hAnsi="맑은 고딕" w:eastAsia="맑은 고딕"/>
+          <w:b w:val="0"/>
+          <w:sz w:val="21"/>
+        </w:rPr>
+        <w:t>묵직한 아날로그 턴테이블 위에 이 음반을 얹고 바늘을 내리는 순간, 우리는 디지털 신호로는 결코 포착할 수 없는 따스한 공기의 흔들림과 조우하게 됩니다. 소리골 사이로 스며 나오는 형제의 숨결과 나무 울림통의 공명은 각박한 현대 사회를 살아가는 감상자들에게 깊고 온화한 영혼의 안식처를 선사할 것입니다.</w:t>
       </w:r>
     </w:p>
     <w:p>
@@ -168,7 +200,7 @@
           <w:b w:val="0"/>
           <w:sz w:val="21"/>
         </w:rPr>
-        <w:t>1950년대 후반 케이던스(Cadence) 레코드 시절부터 1960년대 워너 브라더스 시기에 이르는 전성기 대표곡들을 엄선하여 기획된 정규 베스트 명반으로, 컨트리와 로큰롤의 완벽한 융합을 기록한 역사적 소장본입니다.</w:t>
+        <w:t>1950년대 후반부터 1960년대 초반에 걸쳐 빌보드 차트를 휩쓴 에벌리 브라더스의 전성기 대표 명곡들을 집대성한 정통 베스트 컴필레이션 음반입니다.</w:t>
       </w:r>
     </w:p>
     <w:p>
@@ -199,7 +231,7 @@
           <w:b w:val="0"/>
           <w:sz w:val="21"/>
         </w:rPr>
-        <w:t>발매 당시 수록곡 다수가 빌보드 핫 100 1위 및 최상위권을 석권하며 폭발적인 인기를 끌었으며, 전 세계적으로 수백만 장 이상의 누적 판매고를 기록하며 오랜 세월 대중의 사랑을 받아온 스테디셀러입니다.</w:t>
+        <w:t>발매 당시 전 세계적인 히트를 기록하며 앨범 차트 상위권에 올랐으며, 오랜 세월 동안 꾸준히 리이슈되며 밀리언셀러를 기록한 하모니 팝의 스테디셀러입니다.</w:t>
       </w:r>
     </w:p>
     <w:p>
@@ -230,7 +262,7 @@
           <w:b w:val="0"/>
           <w:sz w:val="21"/>
         </w:rPr>
-        <w:t>1986년 로큰롤 명예의 전당 최초 헌액(Inaugural Class), 2001년 컨트리 음악 명예의 전당 헌액, 1997년 그래미 평생공로상(Grammy Lifetime Achievement Award) 수상 등 대중음악계 최고 권위의 헌사를 받았습니다.</w:t>
+        <w:t>로큰롤 명예의 전당 최초 헌액(1986년), 보컬 그룹 명예의 전당(2004년) 및 컨트리 음악 명예의 전당 헌액, 그래미 평생 공로상(1997년) 수상.</w:t>
       </w:r>
     </w:p>
     <w:p>
@@ -275,7 +307,7 @@
           <w:b w:val="0"/>
           <w:sz w:val="21"/>
         </w:rPr>
-        <w:t>미국</w:t>
+        <w:t>미국 (United States)</w:t>
       </w:r>
     </w:p>
     <w:p>
@@ -306,7 +338,7 @@
           <w:b w:val="0"/>
           <w:sz w:val="21"/>
         </w:rPr>
-        <w:t>돈 에벌리(Don Everly, 1937–2021) / 필 에벌리(Phil Everly, 1939–2014) (1957년 결성)</w:t>
+        <w:t>돈 에벌리(Don Everly, 1937–2021) / 필 에벌리(Phil Everly, 1939–2014) (듀오 결성: 1951년)</w:t>
       </w:r>
     </w:p>
     <w:p>
@@ -337,7 +369,7 @@
           <w:b w:val="0"/>
           <w:sz w:val="21"/>
         </w:rPr>
-        <w:t>남성 보컬 듀오</w:t>
+        <w:t>남성 보컬 듀오 (형제 듀오)</w:t>
       </w:r>
     </w:p>
     <w:p>
@@ -368,7 +400,7 @@
           <w:b w:val="0"/>
           <w:sz w:val="21"/>
         </w:rPr>
-        <w:t>애팔래치아 전통 컨트리의 클로즈 하모니(Close Harmony)를 로큰롤의 역동적인 리듬과 결합하여 현대 팝 보컬의 형식을 정립한 선구자들입니다. 칼날처럼 정교하면서도 깃털처럼 부드럽게 겹쳐지는 두 형제의 음색은 1960년대 포크 록과 팝 앙상블의 태동에 결정적인 청사진을 제공했습니다.</w:t>
+        <w:t>돈 에벌리와 필 에벌리 친형제로 결성된 에벌리 브라더스는 컨트리의 서정적 멜로디와 로큰롤의 약동하는 리듬을 완벽하게 융합한 보컬 듀오의 시조입니다. 타의 추종을 불허하는 밀착된 형제 하모니를 구축하여 비틀즈, 사이먼 앤 가펑클을 비롯한 후대 팝과 록 음악 전반에 결정적인 영감을 남겼습니다.</w:t>
       </w:r>
     </w:p>
     <w:p>
@@ -413,7 +445,7 @@
           <w:b w:val="0"/>
           <w:sz w:val="21"/>
         </w:rPr>
-        <w:t>단순한 히트곡 모음집을 넘어, 초기 로큰롤이 거친 에너지를 벗고 정교한 멜로디와 서정성을 획득하여 진정한 팝 아트로 도약하는 과정을 증명하는 음악사적 이정표입니다.</w:t>
+        <w:t>로큰롤의 태동기 속에서 거친 야성미 대신 지극히 세련되고 서정적인 하모니의 가능성을 입증한 앨범입니다. 팝과 컨트리, 록의 경계를 허물며 20세기 대중가요의 선율미를 한 단계 끌어올린 보컬 앙상블의 교과서적 위치를 차지합니다.</w:t>
       </w:r>
     </w:p>
     <w:p>
@@ -444,7 +476,7 @@
           <w:b w:val="0"/>
           <w:sz w:val="21"/>
         </w:rPr>
-        <w:t>제2차 세계대전 이후 물질적 풍요와 정서적 순수성이 교차하던 1950~60년대 미국의 정경 속에서, 청춘들이 마주했던 첫사랑의 떨림과 성장의 열병이 고스란히 바이닐의 소리 골마다 낭만적인 노스탤지어로 아로새겨져 있습니다.</w:t>
+        <w:t>제2차 세계대전 이후 풍요로웠던 1950년대 미국의 정취와 드라이브인 극장, 순수했던 청춘들의 설렘과 풋사랑의 기억이 배어 있습니다. 당시 10대들의 말 못 할 고민과 낭만이 맑고 순수한 멜로디의 궤적으로 온전히 보존되어 있습니다.</w:t>
       </w:r>
     </w:p>
     <w:p>
@@ -489,7 +521,7 @@
           <w:b w:val="0"/>
           <w:sz w:val="21"/>
         </w:rPr>
-        <w:t>꿈결처럼 포개지는 화음과 어쿠스틱 기타의 잔향이 일품인 'All I Have to Do Is Dream', 밝고 경쾌한 리듬 뒤로 이별의 슬픔을 노래한 초기 록의 송가 'Bye Bye Love', 오케스트레이션과 두 사람의 목소리가 숭고하게 어우러지는 'Let It Be Me', 그리고 빗방울 같은 애수를 머금은 명곡 'Crying in the Rain' 등 보석 같은 트랙들이 수록되어 있습니다.</w:t>
+        <w:t>아득한 꿈속을 유영하듯 몽환적이고 처연한 화음이 압권인 'All I Have to Do Is Dream', 어쿠스틱 기타의 경쾌한 인트로와 실연의 아픔을 역설적인 밝음으로 승화시킨 'Bye Bye Love', 비 내리는 창가에서 번지는 눈물을 노래한 불후의 명발라드 'Crying in the Rain' 등 수록곡 전편이 하모니 팝의 정점을 보여줍니다.</w:t>
       </w:r>
     </w:p>
     <w:p>
@@ -520,7 +552,7 @@
           <w:b w:val="0"/>
           <w:sz w:val="21"/>
         </w:rPr>
-        <w:t>진공관 앰프 특유의 포근한 배음과 턴테이블 카트리지가 긁어내는 섬세한 텍스처는 두 형제의 밀도 높은 화음을 방 안에 입체적으로 피워 올립니다. 어쿠스틱 기타 줄의 찰현음과 보컬의 숨결이 생생히 살아 숨 쉬는 초기 스테레오 및 모노 사운드의 매력을 온전히 음미해 보시길 권합니다.</w:t>
+        <w:t>턴테이블의 카트리지를 통해 재생되는 두 형제의 보컬 분리도와 절묘한 블렌딩에 귀를 기울여 보시기 바랍니다. 진공관 앰프의 풍성한 배음과 탄노이나 JBL 같은 클래식 스피커를 매칭했을 때, 기타 현의 찰현음과 목소리의 미세한 떨림이 마치 눈앞에서 라이브로 노래하듯 생생하고 포근하게 방 안을 채웁니다.</w:t>
       </w:r>
     </w:p>
     <w:p>
@@ -551,7 +583,7 @@
           <w:b w:val="0"/>
           <w:sz w:val="21"/>
         </w:rPr>
-        <w:t>대중음악 보컬 하모니의 기원이자 팝 음악의 황금기를 상징하는 교과서적 음반으로, 음악 애호가와 아날로그 컬렉터라면 서가 한편에 반드시 갖추어야 할 영구 소장 가치를 지닙니다.</w:t>
+        <w:t>모던 팝의 기원을 탐구하는 애호가라면 서재의 중앙에 반드시 꽂아두어야 할 마스터피스입니다. 반세기가 지난 지금까지도 그 어떤 음원 포맷도 흉내 낼 수 없는 아날로그 레코드 본연의 따스한 정취와 역사적 가치를 고스란히 담고 있습니다.</w:t>
       </w:r>
     </w:p>
     <w:p>
@@ -565,7 +597,7 @@
           <w:color w:val="4338CA"/>
           <w:sz w:val="21"/>
         </w:rPr>
-        <w:t>이 음반을 통해 두 형제가 빚어낸 천상의 하모니와 순수했던 아날로그 시대의 낭만이 전해주는 감동을 다시 한번 경험해 보시는 것은 어떨까요?</w:t>
+        <w:t>이 음반을 통해 아날로그의 따스한 숨결 속에서 두 형제의 목소리가 빚어내는 영원한 청춘의 하모니가 전해주는 감동을 다시 한번 경험해 보시는 것은 어떨까요?</w:t>
       </w:r>
     </w:p>
     <w:sectPr>
